--- a/projects/valuepickr-open-screen/docs/Desco Infratech.docx
+++ b/projects/valuepickr-open-screen/docs/Desco Infratech.docx
@@ -837,6 +837,187 @@
           <w:szCs w:val="18"/>
         </w:rPr>
         <w:t xml:space="preserve">This is independent research and analysis for informational purposes only, not personalized financial or investment advice. Past multi-bagger performance and forum/social sentiment are not indicators of future returns. Do your own due diligence before investing.</w:t>
+      </w:r>
+    </w:p>
+    <w:p/>
+    <w:p>
+      <w:r>
+        <w:rPr>
+          <w:b/>
+          <w:sz w:val="28"/>
+        </w:rPr>
+        <w:t>🔄 RESEARCH UPDATE - 2026-10-05</w:t>
+      </w:r>
+    </w:p>
+    <w:p>
+      <w:r>
+        <w:rPr>
+          <w:b/>
+        </w:rPr>
+        <w:t>📊 Key Metrics:</w:t>
+      </w:r>
+    </w:p>
+    <w:p>
+      <w:pPr>
+        <w:ind w:left="360"/>
+      </w:pPr>
+      <w:r>
+        <w:t xml:space="preserve">  • Company: Desco Infratech Ltd</w:t>
+      </w:r>
+    </w:p>
+    <w:p>
+      <w:pPr>
+        <w:ind w:left="360"/>
+      </w:pPr>
+      <w:r>
+        <w:t xml:space="preserve">  • Conviction: Not rated</w:t>
+      </w:r>
+    </w:p>
+    <w:p>
+      <w:pPr>
+        <w:ind w:left="360"/>
+      </w:pPr>
+      <w:r>
+        <w:t xml:space="preserve">  • Thesis: 10x-in-2-3-years</w:t>
+      </w:r>
+    </w:p>
+    <w:p>
+      <w:pPr>
+        <w:ind w:left="360"/>
+      </w:pPr>
+      <w:r>
+        <w:t xml:space="preserve">  • 4-Box Score: 2.0</w:t>
+      </w:r>
+    </w:p>
+    <w:p>
+      <w:pPr>
+        <w:ind w:left="360"/>
+      </w:pPr>
+      <w:r>
+        <w:t xml:space="preserve">  • Research Date: 2026-09-26</w:t>
+      </w:r>
+    </w:p>
+    <w:p>
+      <w:pPr>
+        <w:ind w:left="360"/>
+      </w:pPr>
+      <w:r>
+        <w:t xml:space="preserve">  • Red Flag: None</w:t>
+      </w:r>
+    </w:p>
+    <w:p/>
+    <w:p>
+      <w:r>
+        <w:rPr>
+          <w:b/>
+        </w:rPr>
+        <w:t>📝 Verdict:</w:t>
+      </w:r>
+    </w:p>
+    <w:p>
+      <w:pPr>
+        <w:ind w:left="360"/>
+      </w:pPr>
+      <w:r>
+        <w:t>Tiny CGD-pipeline EPC contractor with a real FY26 inflection (revenue ~2x, ~25% ROE, net-cash), an order book ~3x revenue and a genuine CBG step-up - thesis_fit 10x-in-2-3-years (UNCONFIRMED), conviction Low-Medium.</w:t>
+      </w:r>
+    </w:p>
+    <w:p/>
+    <w:p>
+      <w:r>
+        <w:rPr>
+          <w:b/>
+        </w:rPr>
+        <w:t>📈 Bull Case:</w:t>
+      </w:r>
+    </w:p>
+    <w:p>
+      <w:pPr>
+        <w:ind w:left="360"/>
+      </w:pPr>
+      <w:r>
+        <w:t>FY26 revenue roughly doubled (~Rs 119 Cr) with ~20% pre-tax margin and ~25% ROE, on an essentially net-cash balance sheet</w:t>
+      </w:r>
+    </w:p>
+    <w:p>
+      <w:pPr>
+        <w:ind w:left="360"/>
+      </w:pPr>
+      <w:r>
+        <w:t>Order book ~Rs 345 Cr (~3x revenue) plus a ~Rs 650 Cr tender pipeline - visibility unusual for a company this small</w:t>
+      </w:r>
+    </w:p>
+    <w:p>
+      <w:pPr>
+        <w:ind w:left="360"/>
+      </w:pPr>
+      <w:r>
+        <w:t>CBG entry (5 TPD plant, Phase-1 live) is a real move from one-off contract revenue toward owned, recurring-off-take assets; India CBG / SATAT policy tailwind</w:t>
+      </w:r>
+    </w:p>
+    <w:p>
+      <w:pPr>
+        <w:ind w:left="360"/>
+      </w:pPr>
+      <w:r>
+        <w:t>Optionality from UAE expansion and adjacent water/power/renewable infra work</w:t>
+      </w:r>
+    </w:p>
+    <w:p>
+      <w:pPr>
+        <w:ind w:left="360"/>
+      </w:pPr>
+      <w:r>
+        <w:t>Very small base (~Rs 163 Cr mcap) - a successful execution of the order book plus CBG scale-up could re-rate materially</w:t>
+      </w:r>
+    </w:p>
+    <w:p/>
+    <w:p>
+      <w:r>
+        <w:rPr>
+          <w:b/>
+        </w:rPr>
+        <w:t>📉 Bear Case:</w:t>
+      </w:r>
+    </w:p>
+    <w:p>
+      <w:pPr>
+        <w:ind w:left="360"/>
+      </w:pPr>
+      <w:r>
+        <w:t>CGD-pipeline EPC is low-moat, tender-driven and working-capital-heavy, with concentration in a handful of gas-utility customers</w:t>
+      </w:r>
+    </w:p>
+    <w:p>
+      <w:pPr>
+        <w:ind w:left="360"/>
+      </w:pPr>
+      <w:r>
+        <w:t>CBG contribution is negligible today; single small plant, execution and feedstock economics unproven</w:t>
+      </w:r>
+    </w:p>
+    <w:p>
+      <w:pPr>
+        <w:ind w:left="360"/>
+      </w:pPr>
+      <w:r>
+        <w:t>Sub-Rs 200 Cr SME - thin liquidity, limited disclosure, no analyst or forum scrutiny</w:t>
+      </w:r>
+    </w:p>
+    <w:p>
+      <w:pPr>
+        <w:ind w:left="360"/>
+      </w:pPr>
+      <w:r>
+        <w:t>Rapid revenue doubling off a tiny base can reverse just as fast if order inflow slows</w:t>
+      </w:r>
+    </w:p>
+    <w:p>
+      <w:pPr>
+        <w:ind w:left="360"/>
+      </w:pPr>
+      <w:r>
+        <w:t>Sovrenn datapoint (CBG commissioning) checks out against filings, but it is an early-stage adjacency, not yet an earnings driver</w:t>
       </w:r>
     </w:p>
     <w:sectPr>
